--- a/eng/docx/017.content.docx
+++ b/eng/docx/017.content.docx
@@ -150,26 +150,6 @@
           <w:lang w:val="en_US" w:bidi="en_US"/>
         </w:rPr>
         <w:t>P</w:t>
-      </w:r>
-      <w:r>
-        <w:rPr>
-          <w:lang w:val="en_US" w:bidi="en_US"/>
-        </w:rPr>
-      </w:r>
-    </w:p>
-    <w:p>
-      <w:pPr/>
-      <w:r>
-        <w:rPr>
-          <w:lang w:val="en_US" w:bidi="en_US"/>
-        </w:rPr>
-      </w:r>
-      <w:r>
-        <w:rPr>
-          <w:i/>
-          <w:lang w:val="en_US" w:bidi="en_US"/>
-        </w:rPr>
-        <w:t>Passing On Authority and Responsibility to a New Leader, Paul’s Role as an Apostle, Persecution, Praise and Rejoicing in Luke–Acts, Praise Psalms, Prayers for Vengeance, Preaching to a Tough Crowd, Pride and Humility, Promised Land, Prophetic Sign Acts, Prophets in 1 Kings, Psalms of Suffering, Pure Worship, Purim, Purity and Identity</w:t>
       </w:r>
       <w:r>
         <w:rPr>

--- a/eng/docx/017.content.docx
+++ b/eng/docx/017.content.docx
@@ -19,7 +19,7 @@
         <w:rPr>
           <w:lang w:val="en_US" w:bidi="en_US"/>
         </w:rPr>
-        <w:t>Resource: Study Notes - Themes (Tyndale)</w:t>
+        <w:t>Resource: Tyndale Open Study Notes</w:t>
       </w:r>
       <w:r>
         <w:rPr>
@@ -112,7 +112,7 @@
         <w:rPr>
           <w:lang w:val="en_US" w:bidi="en_US"/>
         </w:rPr>
-        <w:t>Study Notes - Themes (Tyndale)</w:t>
+        <w:t>Tyndale Open Study Notes</w:t>
       </w:r>
     </w:p>
     <w:p>

--- a/eng/docx/017.content.docx
+++ b/eng/docx/017.content.docx
@@ -19,7 +19,7 @@
         <w:rPr>
           <w:lang w:val="en_US" w:bidi="en_US"/>
         </w:rPr>
-        <w:t>Resource: Tyndale Open Study Notes</w:t>
+        <w:t>Resource: Aquifer Open Study Notes (Themes)</w:t>
       </w:r>
       <w:r>
         <w:rPr>
@@ -112,7 +112,7 @@
         <w:rPr>
           <w:lang w:val="en_US" w:bidi="en_US"/>
         </w:rPr>
-        <w:t>Tyndale Open Study Notes</w:t>
+        <w:t>Aquifer Open Study Notes (Themes)</w:t>
       </w:r>
     </w:p>
     <w:p>

--- a/eng/docx/017.content.docx
+++ b/eng/docx/017.content.docx
@@ -233,90 +233,60 @@
         </w:rPr>
         <w:t>The writers of the psalms (called "psalmists") are not afraid to ask questions and express their doubts. The number of questions in a psalm shows how intense the mood is or how important the issue is. The psalms with the most questions address key issues like when God seems to abandon his people and why evil people are successful (</w:t>
       </w:r>
-      <w:hyperlink r:id="rId13">
-        <w:r>
-          <w:rPr>
-            <w:lang w:val="en_US" w:bidi="en_US"/>
-          </w:rPr>
-          <w:rPr>
-            <w:color w:val="0000EE"/>
-            <w:u w:val="single"/>
-          </w:rPr>
-          <w:t>Psalm 13</w:t>
-        </w:r>
-      </w:hyperlink>
+      <w:r>
+        <w:rPr>
+          <w:lang w:val="en_US" w:bidi="en_US"/>
+        </w:rPr>
+        <w:t>Psalm 13</w:t>
+      </w:r>
       <w:r>
         <w:rPr>
           <w:lang w:val="en_US" w:bidi="en_US"/>
         </w:rPr>
         <w:t xml:space="preserve">; </w:t>
       </w:r>
-      <w:hyperlink r:id="rId14">
-        <w:r>
-          <w:rPr>
-            <w:lang w:val="en_US" w:bidi="en_US"/>
-          </w:rPr>
-          <w:rPr>
-            <w:color w:val="0000EE"/>
-            <w:u w:val="single"/>
-          </w:rPr>
-          <w:t>Psalms 42–43</w:t>
-        </w:r>
-      </w:hyperlink>
+      <w:r>
+        <w:rPr>
+          <w:lang w:val="en_US" w:bidi="en_US"/>
+        </w:rPr>
+        <w:t>Psalms 42–43</w:t>
+      </w:r>
       <w:r>
         <w:rPr>
           <w:lang w:val="en_US" w:bidi="en_US"/>
         </w:rPr>
         <w:t xml:space="preserve">; </w:t>
       </w:r>
-      <w:hyperlink r:id="rId15">
-        <w:r>
-          <w:rPr>
-            <w:lang w:val="en_US" w:bidi="en_US"/>
-          </w:rPr>
-          <w:rPr>
-            <w:color w:val="0000EE"/>
-            <w:u w:val="single"/>
-          </w:rPr>
-          <w:t>74</w:t>
-        </w:r>
-      </w:hyperlink>
+      <w:r>
+        <w:rPr>
+          <w:lang w:val="en_US" w:bidi="en_US"/>
+        </w:rPr>
+        <w:t>74</w:t>
+      </w:r>
       <w:r>
         <w:rPr>
           <w:lang w:val="en_US" w:bidi="en_US"/>
         </w:rPr>
         <w:t xml:space="preserve">; </w:t>
       </w:r>
-      <w:hyperlink r:id="rId16">
-        <w:r>
-          <w:rPr>
-            <w:lang w:val="en_US" w:bidi="en_US"/>
-          </w:rPr>
-          <w:rPr>
-            <w:color w:val="0000EE"/>
-            <w:u w:val="single"/>
-          </w:rPr>
-          <w:t>89</w:t>
-        </w:r>
-      </w:hyperlink>
+      <w:r>
+        <w:rPr>
+          <w:lang w:val="en_US" w:bidi="en_US"/>
+        </w:rPr>
+        <w:t>89</w:t>
+      </w:r>
       <w:r>
         <w:rPr>
           <w:lang w:val="en_US" w:bidi="en_US"/>
         </w:rPr>
         <w:t xml:space="preserve">; </w:t>
       </w:r>
-      <w:hyperlink r:id="rId17">
-        <w:r>
-          <w:rPr>
-            <w:lang w:val="en_US" w:bidi="en_US"/>
-          </w:rPr>
-          <w:rPr>
-            <w:color w:val="0000EE"/>
-            <w:u w:val="single"/>
-          </w:rPr>
-          <w:t>Psalm 73</w:t>
-        </w:r>
-      </w:hyperlink>
+      <w:r>
+        <w:rPr>
+          <w:lang w:val="en_US" w:bidi="en_US"/>
+        </w:rPr>
+        <w:t>Psalm 73</w:t>
+      </w:r>
       <w:r>
         <w:rPr>
           <w:lang w:val="en_US" w:bidi="en_US"/>
@@ -337,36 +307,24 @@
         </w:rPr>
         <w:t>The writers of the psalms ask questions that help clarify problems in life. Some questions ask if the Lord is the true God (</w:t>
       </w:r>
-      <w:hyperlink r:id="rId18">
-        <w:r>
-          <w:rPr>
-            <w:lang w:val="en_US" w:bidi="en_US"/>
-          </w:rPr>
-          <w:rPr>
-            <w:color w:val="0000EE"/>
-            <w:u w:val="single"/>
-          </w:rPr>
-          <w:t>Psalm 94:9–10</w:t>
-        </w:r>
-      </w:hyperlink>
+      <w:r>
+        <w:rPr>
+          <w:lang w:val="en_US" w:bidi="en_US"/>
+        </w:rPr>
+        <w:t>Psalm 94:9–10</w:t>
+      </w:r>
       <w:r>
         <w:rPr>
           <w:lang w:val="en_US" w:bidi="en_US"/>
         </w:rPr>
         <w:t>). Some ask why he seems to have abandoned godly people (</w:t>
       </w:r>
-      <w:hyperlink r:id="rId19">
-        <w:r>
-          <w:rPr>
-            <w:lang w:val="en_US" w:bidi="en_US"/>
-          </w:rPr>
-          <w:rPr>
-            <w:color w:val="0000EE"/>
-            <w:u w:val="single"/>
-          </w:rPr>
-          <w:t>77:7</w:t>
-        </w:r>
-      </w:hyperlink>
+      <w:r>
+        <w:rPr>
+          <w:lang w:val="en_US" w:bidi="en_US"/>
+        </w:rPr>
+        <w:t>77:7</w:t>
+      </w:r>
       <w:r>
         <w:rPr>
           <w:lang w:val="en_US" w:bidi="en_US"/>
@@ -405,18 +363,12 @@
         </w:rPr>
         <w:t>the success of evil people (</w:t>
       </w:r>
-      <w:hyperlink r:id="rId20">
-        <w:r>
-          <w:rPr>
-            <w:lang w:val="en_US" w:bidi="en_US"/>
-          </w:rPr>
-          <w:rPr>
-            <w:color w:val="0000EE"/>
-            <w:u w:val="single"/>
-          </w:rPr>
-          <w:t>10:13</w:t>
-        </w:r>
-      </w:hyperlink>
+      <w:r>
+        <w:rPr>
+          <w:lang w:val="en_US" w:bidi="en_US"/>
+        </w:rPr>
+        <w:t>10:13</w:t>
+      </w:r>
       <w:r>
         <w:rPr>
           <w:lang w:val="en_US" w:bidi="en_US"/>
@@ -441,18 +393,12 @@
         </w:rPr>
         <w:t>the weakness of godly people (</w:t>
       </w:r>
-      <w:hyperlink r:id="rId21">
-        <w:r>
-          <w:rPr>
-            <w:lang w:val="en_US" w:bidi="en_US"/>
-          </w:rPr>
-          <w:rPr>
-            <w:color w:val="0000EE"/>
-            <w:u w:val="single"/>
-          </w:rPr>
-          <w:t>11:3</w:t>
-        </w:r>
-      </w:hyperlink>
+      <w:r>
+        <w:rPr>
+          <w:lang w:val="en_US" w:bidi="en_US"/>
+        </w:rPr>
+        <w:t>11:3</w:t>
+      </w:r>
       <w:r>
         <w:rPr>
           <w:lang w:val="en_US" w:bidi="en_US"/>
@@ -477,18 +423,12 @@
         </w:rPr>
         <w:t>God's choice of Zion (</w:t>
       </w:r>
-      <w:hyperlink r:id="rId22">
-        <w:r>
-          <w:rPr>
-            <w:lang w:val="en_US" w:bidi="en_US"/>
-          </w:rPr>
-          <w:rPr>
-            <w:color w:val="0000EE"/>
-            <w:u w:val="single"/>
-          </w:rPr>
-          <w:t>68:16</w:t>
-        </w:r>
-      </w:hyperlink>
+      <w:r>
+        <w:rPr>
+          <w:lang w:val="en_US" w:bidi="en_US"/>
+        </w:rPr>
+        <w:t>68:16</w:t>
+      </w:r>
       <w:r>
         <w:rPr>
           <w:lang w:val="en_US" w:bidi="en_US"/>
@@ -513,36 +453,24 @@
         </w:rPr>
         <w:t xml:space="preserve"> God's power (</w:t>
       </w:r>
-      <w:hyperlink r:id="rId23">
-        <w:r>
-          <w:rPr>
-            <w:lang w:val="en_US" w:bidi="en_US"/>
-          </w:rPr>
-          <w:rPr>
-            <w:color w:val="0000EE"/>
-            <w:u w:val="single"/>
-          </w:rPr>
-          <w:t>114:5–6</w:t>
-        </w:r>
-      </w:hyperlink>
+      <w:r>
+        <w:rPr>
+          <w:lang w:val="en_US" w:bidi="en_US"/>
+        </w:rPr>
+        <w:t>114:5–6</w:t>
+      </w:r>
       <w:r>
         <w:rPr>
           <w:lang w:val="en_US" w:bidi="en_US"/>
         </w:rPr>
         <w:t xml:space="preserve">; </w:t>
       </w:r>
-      <w:hyperlink r:id="rId24">
-        <w:r>
-          <w:rPr>
-            <w:lang w:val="en_US" w:bidi="en_US"/>
-          </w:rPr>
-          <w:rPr>
-            <w:color w:val="0000EE"/>
-            <w:u w:val="single"/>
-          </w:rPr>
-          <w:t>147:17</w:t>
-        </w:r>
-      </w:hyperlink>
+      <w:r>
+        <w:rPr>
+          <w:lang w:val="en_US" w:bidi="en_US"/>
+        </w:rPr>
+        <w:t>147:17</w:t>
+      </w:r>
       <w:r>
         <w:rPr>
           <w:lang w:val="en_US" w:bidi="en_US"/>
@@ -567,18 +495,12 @@
         </w:rPr>
         <w:t>the foolishness of the nations (</w:t>
       </w:r>
-      <w:hyperlink r:id="rId25">
-        <w:r>
-          <w:rPr>
-            <w:lang w:val="en_US" w:bidi="en_US"/>
-          </w:rPr>
-          <w:rPr>
-            <w:color w:val="0000EE"/>
-            <w:u w:val="single"/>
-          </w:rPr>
-          <w:t>2:1</w:t>
-        </w:r>
-      </w:hyperlink>
+      <w:r>
+        <w:rPr>
+          <w:lang w:val="en_US" w:bidi="en_US"/>
+        </w:rPr>
+        <w:t>2:1</w:t>
+      </w:r>
       <w:r>
         <w:rPr>
           <w:lang w:val="en_US" w:bidi="en_US"/>
@@ -603,18 +525,12 @@
         </w:rPr>
         <w:t>the problem of injustice (</w:t>
       </w:r>
-      <w:hyperlink r:id="rId26">
-        <w:r>
-          <w:rPr>
-            <w:lang w:val="en_US" w:bidi="en_US"/>
-          </w:rPr>
-          <w:rPr>
-            <w:color w:val="0000EE"/>
-            <w:u w:val="single"/>
-          </w:rPr>
-          <w:t>82:2</w:t>
-        </w:r>
-      </w:hyperlink>
+      <w:r>
+        <w:rPr>
+          <w:lang w:val="en_US" w:bidi="en_US"/>
+        </w:rPr>
+        <w:t>82:2</w:t>
+      </w:r>
       <w:r>
         <w:rPr>
           <w:lang w:val="en_US" w:bidi="en_US"/>
@@ -661,18 +577,12 @@
         </w:rPr>
         <w:t>” (</w:t>
       </w:r>
-      <w:hyperlink r:id="rId27">
-        <w:r>
-          <w:rPr>
-            <w:lang w:val="en_US" w:bidi="en_US"/>
-          </w:rPr>
-          <w:rPr>
-            <w:color w:val="0000EE"/>
-            <w:u w:val="single"/>
-          </w:rPr>
-          <w:t>Psalm 106:2</w:t>
-        </w:r>
-      </w:hyperlink>
+      <w:r>
+        <w:rPr>
+          <w:lang w:val="en_US" w:bidi="en_US"/>
+        </w:rPr>
+        <w:t>Psalm 106:2</w:t>
+      </w:r>
       <w:r>
         <w:rPr>
           <w:lang w:val="en_US" w:bidi="en_US"/>
@@ -691,90 +601,60 @@
         </w:rPr>
         <w:t>” (</w:t>
       </w:r>
-      <w:hyperlink r:id="rId28">
-        <w:r>
-          <w:rPr>
-            <w:lang w:val="en_US" w:bidi="en_US"/>
-          </w:rPr>
-          <w:rPr>
-            <w:color w:val="0000EE"/>
-            <w:u w:val="single"/>
-          </w:rPr>
-          <w:t>73:25</w:t>
-        </w:r>
-      </w:hyperlink>
+      <w:r>
+        <w:rPr>
+          <w:lang w:val="en_US" w:bidi="en_US"/>
+        </w:rPr>
+        <w:t>73:25</w:t>
+      </w:r>
       <w:r>
         <w:rPr>
           <w:lang w:val="en_US" w:bidi="en_US"/>
         </w:rPr>
         <w:t xml:space="preserve">; see also </w:t>
       </w:r>
-      <w:hyperlink r:id="rId29">
-        <w:r>
-          <w:rPr>
-            <w:lang w:val="en_US" w:bidi="en_US"/>
-          </w:rPr>
-          <w:rPr>
-            <w:color w:val="0000EE"/>
-            <w:u w:val="single"/>
-          </w:rPr>
-          <w:t>89:8</w:t>
-        </w:r>
-      </w:hyperlink>
+      <w:r>
+        <w:rPr>
+          <w:lang w:val="en_US" w:bidi="en_US"/>
+        </w:rPr>
+        <w:t>89:8</w:t>
+      </w:r>
       <w:r>
         <w:rPr>
           <w:lang w:val="en_US" w:bidi="en_US"/>
         </w:rPr>
         <w:t>). Questions may also express amazement at God's grace (</w:t>
       </w:r>
-      <w:hyperlink r:id="rId30">
-        <w:r>
-          <w:rPr>
-            <w:lang w:val="en_US" w:bidi="en_US"/>
-          </w:rPr>
-          <w:rPr>
-            <w:color w:val="0000EE"/>
-            <w:u w:val="single"/>
-          </w:rPr>
-          <w:t>8:4</w:t>
-        </w:r>
-      </w:hyperlink>
+      <w:r>
+        <w:rPr>
+          <w:lang w:val="en_US" w:bidi="en_US"/>
+        </w:rPr>
+        <w:t>8:4</w:t>
+      </w:r>
       <w:r>
         <w:rPr>
           <w:lang w:val="en_US" w:bidi="en_US"/>
         </w:rPr>
         <w:t xml:space="preserve">; </w:t>
       </w:r>
-      <w:hyperlink r:id="rId31">
-        <w:r>
-          <w:rPr>
-            <w:lang w:val="en_US" w:bidi="en_US"/>
-          </w:rPr>
-          <w:rPr>
-            <w:color w:val="0000EE"/>
-            <w:u w:val="single"/>
-          </w:rPr>
-          <w:t>130:3</w:t>
-        </w:r>
-      </w:hyperlink>
+      <w:r>
+        <w:rPr>
+          <w:lang w:val="en_US" w:bidi="en_US"/>
+        </w:rPr>
+        <w:t>130:3</w:t>
+      </w:r>
       <w:r>
         <w:rPr>
           <w:lang w:val="en_US" w:bidi="en_US"/>
         </w:rPr>
         <w:t xml:space="preserve">; </w:t>
       </w:r>
-      <w:hyperlink r:id="rId32">
-        <w:r>
-          <w:rPr>
-            <w:lang w:val="en_US" w:bidi="en_US"/>
-          </w:rPr>
-          <w:rPr>
-            <w:color w:val="0000EE"/>
-            <w:u w:val="single"/>
-          </w:rPr>
-          <w:t>144:3</w:t>
-        </w:r>
-      </w:hyperlink>
+      <w:r>
+        <w:rPr>
+          <w:lang w:val="en_US" w:bidi="en_US"/>
+        </w:rPr>
+        <w:t>144:3</w:t>
+      </w:r>
       <w:r>
         <w:rPr>
           <w:lang w:val="en_US" w:bidi="en_US"/>
@@ -818,648 +698,432 @@
           <w:lang w:val="en_US" w:bidi="en_US"/>
         </w:rPr>
       </w:r>
-      <w:hyperlink r:id="rId25">
-        <w:r>
-          <w:rPr>
-            <w:lang w:val="en_US" w:bidi="en_US"/>
-          </w:rPr>
-          <w:rPr>
-            <w:color w:val="0000EE"/>
-            <w:u w:val="single"/>
-          </w:rPr>
-          <w:t>Psalms 2:1</w:t>
-        </w:r>
-      </w:hyperlink>
+      <w:r>
+        <w:rPr>
+          <w:lang w:val="en_US" w:bidi="en_US"/>
+        </w:rPr>
+        <w:t>Psalms 2:1</w:t>
+      </w:r>
       <w:r>
         <w:rPr>
           <w:lang w:val="en_US" w:bidi="en_US"/>
         </w:rPr>
         <w:t xml:space="preserve">; </w:t>
       </w:r>
-      <w:hyperlink r:id="rId33">
-        <w:r>
-          <w:rPr>
-            <w:lang w:val="en_US" w:bidi="en_US"/>
-          </w:rPr>
-          <w:rPr>
-            <w:color w:val="0000EE"/>
-            <w:u w:val="single"/>
-          </w:rPr>
-          <w:t>4:2</w:t>
-        </w:r>
-      </w:hyperlink>
+      <w:r>
+        <w:rPr>
+          <w:lang w:val="en_US" w:bidi="en_US"/>
+        </w:rPr>
+        <w:t>4:2</w:t>
+      </w:r>
       <w:r>
         <w:rPr>
           <w:lang w:val="en_US" w:bidi="en_US"/>
         </w:rPr>
         <w:t xml:space="preserve">; </w:t>
       </w:r>
-      <w:hyperlink r:id="rId34">
-        <w:r>
-          <w:rPr>
-            <w:lang w:val="en_US" w:bidi="en_US"/>
-          </w:rPr>
-          <w:rPr>
-            <w:color w:val="0000EE"/>
-            <w:u w:val="single"/>
-          </w:rPr>
-          <w:t>6:3</w:t>
-        </w:r>
-      </w:hyperlink>
+      <w:r>
+        <w:rPr>
+          <w:lang w:val="en_US" w:bidi="en_US"/>
+        </w:rPr>
+        <w:t>6:3</w:t>
+      </w:r>
       <w:r>
         <w:rPr>
           <w:lang w:val="en_US" w:bidi="en_US"/>
         </w:rPr>
         <w:t xml:space="preserve">; </w:t>
       </w:r>
-      <w:hyperlink r:id="rId35">
-        <w:r>
-          <w:rPr>
-            <w:lang w:val="en_US" w:bidi="en_US"/>
-          </w:rPr>
-          <w:rPr>
-            <w:color w:val="0000EE"/>
-            <w:u w:val="single"/>
-          </w:rPr>
-          <w:t>10:1</w:t>
-        </w:r>
-      </w:hyperlink>
+      <w:r>
+        <w:rPr>
+          <w:lang w:val="en_US" w:bidi="en_US"/>
+        </w:rPr>
+        <w:t>10:1</w:t>
+      </w:r>
       <w:r>
         <w:rPr>
           <w:lang w:val="en_US" w:bidi="en_US"/>
         </w:rPr>
         <w:t xml:space="preserve">; </w:t>
       </w:r>
-      <w:hyperlink r:id="rId21">
-        <w:r>
-          <w:rPr>
-            <w:lang w:val="en_US" w:bidi="en_US"/>
-          </w:rPr>
-          <w:rPr>
-            <w:color w:val="0000EE"/>
-            <w:u w:val="single"/>
-          </w:rPr>
-          <w:t>11:3</w:t>
-        </w:r>
-      </w:hyperlink>
+      <w:r>
+        <w:rPr>
+          <w:lang w:val="en_US" w:bidi="en_US"/>
+        </w:rPr>
+        <w:t>11:3</w:t>
+      </w:r>
       <w:r>
         <w:rPr>
           <w:lang w:val="en_US" w:bidi="en_US"/>
         </w:rPr>
         <w:t xml:space="preserve">; </w:t>
       </w:r>
-      <w:hyperlink r:id="rId13">
-        <w:r>
-          <w:rPr>
-            <w:lang w:val="en_US" w:bidi="en_US"/>
-          </w:rPr>
-          <w:rPr>
-            <w:color w:val="0000EE"/>
-            <w:u w:val="single"/>
-          </w:rPr>
-          <w:t>13:1–6</w:t>
-        </w:r>
-      </w:hyperlink>
+      <w:r>
+        <w:rPr>
+          <w:lang w:val="en_US" w:bidi="en_US"/>
+        </w:rPr>
+        <w:t>13:1–6</w:t>
+      </w:r>
       <w:r>
         <w:rPr>
           <w:lang w:val="en_US" w:bidi="en_US"/>
         </w:rPr>
         <w:t xml:space="preserve">; </w:t>
       </w:r>
-      <w:hyperlink r:id="rId36">
-        <w:r>
-          <w:rPr>
-            <w:lang w:val="en_US" w:bidi="en_US"/>
-          </w:rPr>
-          <w:rPr>
-            <w:color w:val="0000EE"/>
-            <w:u w:val="single"/>
-          </w:rPr>
-          <w:t>22:1</w:t>
-        </w:r>
-      </w:hyperlink>
+      <w:r>
+        <w:rPr>
+          <w:lang w:val="en_US" w:bidi="en_US"/>
+        </w:rPr>
+        <w:t>22:1</w:t>
+      </w:r>
       <w:r>
         <w:rPr>
           <w:lang w:val="en_US" w:bidi="en_US"/>
         </w:rPr>
         <w:t xml:space="preserve">; </w:t>
       </w:r>
-      <w:hyperlink r:id="rId37">
-        <w:r>
-          <w:rPr>
-            <w:lang w:val="en_US" w:bidi="en_US"/>
-          </w:rPr>
-          <w:rPr>
-            <w:color w:val="0000EE"/>
-            <w:u w:val="single"/>
-          </w:rPr>
-          <w:t>35:17</w:t>
-        </w:r>
-      </w:hyperlink>
+      <w:r>
+        <w:rPr>
+          <w:lang w:val="en_US" w:bidi="en_US"/>
+        </w:rPr>
+        <w:t>35:17</w:t>
+      </w:r>
       <w:r>
         <w:rPr>
           <w:lang w:val="en_US" w:bidi="en_US"/>
         </w:rPr>
         <w:t xml:space="preserve">; </w:t>
       </w:r>
-      <w:hyperlink r:id="rId38">
-        <w:r>
-          <w:rPr>
-            <w:lang w:val="en_US" w:bidi="en_US"/>
-          </w:rPr>
-          <w:rPr>
-            <w:color w:val="0000EE"/>
-            <w:u w:val="single"/>
-          </w:rPr>
-          <w:t>42:1–11</w:t>
-        </w:r>
-      </w:hyperlink>
+      <w:r>
+        <w:rPr>
+          <w:lang w:val="en_US" w:bidi="en_US"/>
+        </w:rPr>
+        <w:t>42:1–11</w:t>
+      </w:r>
       <w:r>
         <w:rPr>
           <w:lang w:val="en_US" w:bidi="en_US"/>
         </w:rPr>
         <w:t xml:space="preserve">; </w:t>
       </w:r>
-      <w:hyperlink r:id="rId39">
-        <w:r>
-          <w:rPr>
-            <w:lang w:val="en_US" w:bidi="en_US"/>
-          </w:rPr>
-          <w:rPr>
-            <w:color w:val="0000EE"/>
-            <w:u w:val="single"/>
-          </w:rPr>
-          <w:t>43:1–5</w:t>
-        </w:r>
-      </w:hyperlink>
+      <w:r>
+        <w:rPr>
+          <w:lang w:val="en_US" w:bidi="en_US"/>
+        </w:rPr>
+        <w:t>43:1–5</w:t>
+      </w:r>
       <w:r>
         <w:rPr>
           <w:lang w:val="en_US" w:bidi="en_US"/>
         </w:rPr>
         <w:t xml:space="preserve">; </w:t>
       </w:r>
-      <w:hyperlink r:id="rId40">
-        <w:r>
-          <w:rPr>
-            <w:lang w:val="en_US" w:bidi="en_US"/>
-          </w:rPr>
-          <w:rPr>
-            <w:color w:val="0000EE"/>
-            <w:u w:val="single"/>
-          </w:rPr>
-          <w:t>44:23–24</w:t>
-        </w:r>
-      </w:hyperlink>
+      <w:r>
+        <w:rPr>
+          <w:lang w:val="en_US" w:bidi="en_US"/>
+        </w:rPr>
+        <w:t>44:23–24</w:t>
+      </w:r>
       <w:r>
         <w:rPr>
           <w:lang w:val="en_US" w:bidi="en_US"/>
         </w:rPr>
         <w:t xml:space="preserve">; </w:t>
       </w:r>
-      <w:hyperlink r:id="rId41">
-        <w:r>
-          <w:rPr>
-            <w:lang w:val="en_US" w:bidi="en_US"/>
-          </w:rPr>
-          <w:rPr>
-            <w:color w:val="0000EE"/>
-            <w:u w:val="single"/>
-          </w:rPr>
-          <w:t>53:6</w:t>
-        </w:r>
-      </w:hyperlink>
+      <w:r>
+        <w:rPr>
+          <w:lang w:val="en_US" w:bidi="en_US"/>
+        </w:rPr>
+        <w:t>53:6</w:t>
+      </w:r>
       <w:r>
         <w:rPr>
           <w:lang w:val="en_US" w:bidi="en_US"/>
         </w:rPr>
         <w:t xml:space="preserve">; </w:t>
       </w:r>
-      <w:hyperlink r:id="rId42">
-        <w:r>
-          <w:rPr>
-            <w:lang w:val="en_US" w:bidi="en_US"/>
-          </w:rPr>
-          <w:rPr>
-            <w:color w:val="0000EE"/>
-            <w:u w:val="single"/>
-          </w:rPr>
-          <w:t>60:9–10</w:t>
-        </w:r>
-      </w:hyperlink>
+      <w:r>
+        <w:rPr>
+          <w:lang w:val="en_US" w:bidi="en_US"/>
+        </w:rPr>
+        <w:t>60:9–10</w:t>
+      </w:r>
       <w:r>
         <w:rPr>
           <w:lang w:val="en_US" w:bidi="en_US"/>
         </w:rPr>
         <w:t xml:space="preserve">; </w:t>
       </w:r>
-      <w:hyperlink r:id="rId22">
-        <w:r>
-          <w:rPr>
-            <w:lang w:val="en_US" w:bidi="en_US"/>
-          </w:rPr>
-          <w:rPr>
-            <w:color w:val="0000EE"/>
-            <w:u w:val="single"/>
-          </w:rPr>
-          <w:t>68:16</w:t>
-        </w:r>
-      </w:hyperlink>
+      <w:r>
+        <w:rPr>
+          <w:lang w:val="en_US" w:bidi="en_US"/>
+        </w:rPr>
+        <w:t>68:16</w:t>
+      </w:r>
       <w:r>
         <w:rPr>
           <w:lang w:val="en_US" w:bidi="en_US"/>
         </w:rPr>
         <w:t xml:space="preserve">; </w:t>
       </w:r>
-      <w:hyperlink r:id="rId43">
-        <w:r>
-          <w:rPr>
-            <w:lang w:val="en_US" w:bidi="en_US"/>
-          </w:rPr>
-          <w:rPr>
-            <w:color w:val="0000EE"/>
-            <w:u w:val="single"/>
-          </w:rPr>
-          <w:t>73:1–74:23</w:t>
-        </w:r>
-      </w:hyperlink>
+      <w:r>
+        <w:rPr>
+          <w:lang w:val="en_US" w:bidi="en_US"/>
+        </w:rPr>
+        <w:t>73:1–74:23</w:t>
+      </w:r>
       <w:r>
         <w:rPr>
           <w:lang w:val="en_US" w:bidi="en_US"/>
         </w:rPr>
         <w:t xml:space="preserve">; </w:t>
       </w:r>
-      <w:hyperlink r:id="rId44">
-        <w:r>
-          <w:rPr>
-            <w:lang w:val="en_US" w:bidi="en_US"/>
-          </w:rPr>
-          <w:rPr>
-            <w:color w:val="0000EE"/>
-            <w:u w:val="single"/>
-          </w:rPr>
-          <w:t>77:8–9</w:t>
-        </w:r>
-      </w:hyperlink>
+      <w:r>
+        <w:rPr>
+          <w:lang w:val="en_US" w:bidi="en_US"/>
+        </w:rPr>
+        <w:t>77:8–9</w:t>
+      </w:r>
       <w:r>
         <w:rPr>
           <w:lang w:val="en_US" w:bidi="en_US"/>
         </w:rPr>
         <w:t xml:space="preserve">; </w:t>
       </w:r>
-      <w:hyperlink r:id="rId45">
-        <w:r>
-          <w:rPr>
-            <w:lang w:val="en_US" w:bidi="en_US"/>
-          </w:rPr>
-          <w:rPr>
-            <w:color w:val="0000EE"/>
-            <w:u w:val="single"/>
-          </w:rPr>
-          <w:t>79:5</w:t>
-        </w:r>
-      </w:hyperlink>
+      <w:r>
+        <w:rPr>
+          <w:lang w:val="en_US" w:bidi="en_US"/>
+        </w:rPr>
+        <w:t>79:5</w:t>
+      </w:r>
       <w:r>
         <w:rPr>
           <w:lang w:val="en_US" w:bidi="en_US"/>
         </w:rPr>
         <w:t xml:space="preserve">; </w:t>
       </w:r>
-      <w:hyperlink r:id="rId46">
-        <w:r>
-          <w:rPr>
-            <w:lang w:val="en_US" w:bidi="en_US"/>
-          </w:rPr>
-          <w:rPr>
-            <w:color w:val="0000EE"/>
-            <w:u w:val="single"/>
-          </w:rPr>
-          <w:t>80:4</w:t>
-        </w:r>
-      </w:hyperlink>
+      <w:r>
+        <w:rPr>
+          <w:lang w:val="en_US" w:bidi="en_US"/>
+        </w:rPr>
+        <w:t>80:4</w:t>
+      </w:r>
       <w:r>
         <w:rPr>
           <w:lang w:val="en_US" w:bidi="en_US"/>
         </w:rPr>
         <w:t xml:space="preserve">, </w:t>
       </w:r>
-      <w:hyperlink r:id="rId47">
-        <w:r>
-          <w:rPr>
-            <w:lang w:val="en_US" w:bidi="en_US"/>
-          </w:rPr>
-          <w:rPr>
-            <w:color w:val="0000EE"/>
-            <w:u w:val="single"/>
-          </w:rPr>
-          <w:t>12</w:t>
-        </w:r>
-      </w:hyperlink>
+      <w:r>
+        <w:rPr>
+          <w:lang w:val="en_US" w:bidi="en_US"/>
+        </w:rPr>
+        <w:t>12</w:t>
+      </w:r>
       <w:r>
         <w:rPr>
           <w:lang w:val="en_US" w:bidi="en_US"/>
         </w:rPr>
         <w:t xml:space="preserve">; </w:t>
       </w:r>
-      <w:hyperlink r:id="rId26">
-        <w:r>
-          <w:rPr>
-            <w:lang w:val="en_US" w:bidi="en_US"/>
-          </w:rPr>
-          <w:rPr>
-            <w:color w:val="0000EE"/>
-            <w:u w:val="single"/>
-          </w:rPr>
-          <w:t>82:2</w:t>
-        </w:r>
-      </w:hyperlink>
+      <w:r>
+        <w:rPr>
+          <w:lang w:val="en_US" w:bidi="en_US"/>
+        </w:rPr>
+        <w:t>82:2</w:t>
+      </w:r>
       <w:r>
         <w:rPr>
           <w:lang w:val="en_US" w:bidi="en_US"/>
         </w:rPr>
         <w:t xml:space="preserve">; </w:t>
       </w:r>
-      <w:hyperlink r:id="rId48">
-        <w:r>
-          <w:rPr>
-            <w:lang w:val="en_US" w:bidi="en_US"/>
-          </w:rPr>
-          <w:rPr>
-            <w:color w:val="0000EE"/>
-            <w:u w:val="single"/>
-          </w:rPr>
-          <w:t>83:2</w:t>
-        </w:r>
-      </w:hyperlink>
+      <w:r>
+        <w:rPr>
+          <w:lang w:val="en_US" w:bidi="en_US"/>
+        </w:rPr>
+        <w:t>83:2</w:t>
+      </w:r>
       <w:r>
         <w:rPr>
           <w:lang w:val="en_US" w:bidi="en_US"/>
         </w:rPr>
         <w:t xml:space="preserve">; </w:t>
       </w:r>
-      <w:hyperlink r:id="rId49">
-        <w:r>
-          <w:rPr>
-            <w:lang w:val="en_US" w:bidi="en_US"/>
-          </w:rPr>
-          <w:rPr>
-            <w:color w:val="0000EE"/>
-            <w:u w:val="single"/>
-          </w:rPr>
-          <w:t>85:5–6</w:t>
-        </w:r>
-      </w:hyperlink>
+      <w:r>
+        <w:rPr>
+          <w:lang w:val="en_US" w:bidi="en_US"/>
+        </w:rPr>
+        <w:t>85:5–6</w:t>
+      </w:r>
       <w:r>
         <w:rPr>
           <w:lang w:val="en_US" w:bidi="en_US"/>
         </w:rPr>
         <w:t xml:space="preserve">; </w:t>
       </w:r>
-      <w:hyperlink r:id="rId50">
-        <w:r>
-          <w:rPr>
-            <w:lang w:val="en_US" w:bidi="en_US"/>
-          </w:rPr>
-          <w:rPr>
-            <w:color w:val="0000EE"/>
-            <w:u w:val="single"/>
-          </w:rPr>
-          <w:t>88:14</w:t>
-        </w:r>
-      </w:hyperlink>
+      <w:r>
+        <w:rPr>
+          <w:lang w:val="en_US" w:bidi="en_US"/>
+        </w:rPr>
+        <w:t>88:14</w:t>
+      </w:r>
       <w:r>
         <w:rPr>
           <w:lang w:val="en_US" w:bidi="en_US"/>
         </w:rPr>
         <w:t xml:space="preserve">; </w:t>
       </w:r>
-      <w:hyperlink r:id="rId16">
-        <w:r>
-          <w:rPr>
-            <w:lang w:val="en_US" w:bidi="en_US"/>
-          </w:rPr>
-          <w:rPr>
-            <w:color w:val="0000EE"/>
-            <w:u w:val="single"/>
-          </w:rPr>
-          <w:t>89:1–52</w:t>
-        </w:r>
-      </w:hyperlink>
+      <w:r>
+        <w:rPr>
+          <w:lang w:val="en_US" w:bidi="en_US"/>
+        </w:rPr>
+        <w:t>89:1–52</w:t>
+      </w:r>
       <w:r>
         <w:rPr>
           <w:lang w:val="en_US" w:bidi="en_US"/>
         </w:rPr>
         <w:t xml:space="preserve">; </w:t>
       </w:r>
-      <w:hyperlink r:id="rId51">
-        <w:r>
-          <w:rPr>
-            <w:lang w:val="en_US" w:bidi="en_US"/>
-          </w:rPr>
-          <w:rPr>
-            <w:color w:val="0000EE"/>
-            <w:u w:val="single"/>
-          </w:rPr>
-          <w:t>90:11</w:t>
-        </w:r>
-      </w:hyperlink>
+      <w:r>
+        <w:rPr>
+          <w:lang w:val="en_US" w:bidi="en_US"/>
+        </w:rPr>
+        <w:t>90:11</w:t>
+      </w:r>
       <w:r>
         <w:rPr>
           <w:lang w:val="en_US" w:bidi="en_US"/>
         </w:rPr>
         <w:t xml:space="preserve">, </w:t>
       </w:r>
-      <w:hyperlink r:id="rId52">
-        <w:r>
-          <w:rPr>
-            <w:lang w:val="en_US" w:bidi="en_US"/>
-          </w:rPr>
-          <w:rPr>
-            <w:color w:val="0000EE"/>
-            <w:u w:val="single"/>
-          </w:rPr>
-          <w:t>13</w:t>
-        </w:r>
-      </w:hyperlink>
+      <w:r>
+        <w:rPr>
+          <w:lang w:val="en_US" w:bidi="en_US"/>
+        </w:rPr>
+        <w:t>13</w:t>
+      </w:r>
       <w:r>
         <w:rPr>
           <w:lang w:val="en_US" w:bidi="en_US"/>
         </w:rPr>
         <w:t xml:space="preserve">; </w:t>
       </w:r>
-      <w:hyperlink r:id="rId53">
-        <w:r>
-          <w:rPr>
-            <w:lang w:val="en_US" w:bidi="en_US"/>
-          </w:rPr>
-          <w:rPr>
-            <w:color w:val="0000EE"/>
-            <w:u w:val="single"/>
-          </w:rPr>
-          <w:t>94:3–4</w:t>
-        </w:r>
-      </w:hyperlink>
+      <w:r>
+        <w:rPr>
+          <w:lang w:val="en_US" w:bidi="en_US"/>
+        </w:rPr>
+        <w:t>94:3–4</w:t>
+      </w:r>
       <w:r>
         <w:rPr>
           <w:lang w:val="en_US" w:bidi="en_US"/>
         </w:rPr>
         <w:t xml:space="preserve">, </w:t>
       </w:r>
-      <w:hyperlink r:id="rId54">
-        <w:r>
-          <w:rPr>
-            <w:lang w:val="en_US" w:bidi="en_US"/>
-          </w:rPr>
-          <w:rPr>
-            <w:color w:val="0000EE"/>
-            <w:u w:val="single"/>
-          </w:rPr>
-          <w:t>16</w:t>
-        </w:r>
-      </w:hyperlink>
+      <w:r>
+        <w:rPr>
+          <w:lang w:val="en_US" w:bidi="en_US"/>
+        </w:rPr>
+        <w:t>16</w:t>
+      </w:r>
       <w:r>
         <w:rPr>
           <w:lang w:val="en_US" w:bidi="en_US"/>
         </w:rPr>
         <w:t xml:space="preserve">, </w:t>
       </w:r>
-      <w:hyperlink r:id="rId55">
-        <w:r>
-          <w:rPr>
-            <w:lang w:val="en_US" w:bidi="en_US"/>
-          </w:rPr>
-          <w:rPr>
-            <w:color w:val="0000EE"/>
-            <w:u w:val="single"/>
-          </w:rPr>
-          <w:t>20</w:t>
-        </w:r>
-      </w:hyperlink>
+      <w:r>
+        <w:rPr>
+          <w:lang w:val="en_US" w:bidi="en_US"/>
+        </w:rPr>
+        <w:t>20</w:t>
+      </w:r>
       <w:r>
         <w:rPr>
           <w:lang w:val="en_US" w:bidi="en_US"/>
         </w:rPr>
         <w:t xml:space="preserve">; </w:t>
       </w:r>
-      <w:hyperlink r:id="rId56">
-        <w:r>
-          <w:rPr>
-            <w:lang w:val="en_US" w:bidi="en_US"/>
-          </w:rPr>
-          <w:rPr>
-            <w:color w:val="0000EE"/>
-            <w:u w:val="single"/>
-          </w:rPr>
-          <w:t>101:2</w:t>
-        </w:r>
-      </w:hyperlink>
+      <w:r>
+        <w:rPr>
+          <w:lang w:val="en_US" w:bidi="en_US"/>
+        </w:rPr>
+        <w:t>101:2</w:t>
+      </w:r>
       <w:r>
         <w:rPr>
           <w:lang w:val="en_US" w:bidi="en_US"/>
         </w:rPr>
         <w:t xml:space="preserve">; </w:t>
       </w:r>
-      <w:hyperlink r:id="rId57">
-        <w:r>
-          <w:rPr>
-            <w:lang w:val="en_US" w:bidi="en_US"/>
-          </w:rPr>
-          <w:rPr>
-            <w:color w:val="0000EE"/>
-            <w:u w:val="single"/>
-          </w:rPr>
-          <w:t>108:10–11</w:t>
-        </w:r>
-      </w:hyperlink>
+      <w:r>
+        <w:rPr>
+          <w:lang w:val="en_US" w:bidi="en_US"/>
+        </w:rPr>
+        <w:t>108:10–11</w:t>
+      </w:r>
       <w:r>
         <w:rPr>
           <w:lang w:val="en_US" w:bidi="en_US"/>
         </w:rPr>
         <w:t xml:space="preserve">; </w:t>
       </w:r>
-      <w:hyperlink r:id="rId23">
-        <w:r>
-          <w:rPr>
-            <w:lang w:val="en_US" w:bidi="en_US"/>
-          </w:rPr>
-          <w:rPr>
-            <w:color w:val="0000EE"/>
-            <w:u w:val="single"/>
-          </w:rPr>
-          <w:t>114:5–6</w:t>
-        </w:r>
-      </w:hyperlink>
+      <w:r>
+        <w:rPr>
+          <w:lang w:val="en_US" w:bidi="en_US"/>
+        </w:rPr>
+        <w:t>114:5–6</w:t>
+      </w:r>
       <w:r>
         <w:rPr>
           <w:lang w:val="en_US" w:bidi="en_US"/>
         </w:rPr>
         <w:t xml:space="preserve">; </w:t>
       </w:r>
-      <w:hyperlink r:id="rId58">
-        <w:r>
-          <w:rPr>
-            <w:lang w:val="en_US" w:bidi="en_US"/>
-          </w:rPr>
-          <w:rPr>
-            <w:color w:val="0000EE"/>
-            <w:u w:val="single"/>
-          </w:rPr>
-          <w:t>119:82</w:t>
-        </w:r>
-      </w:hyperlink>
+      <w:r>
+        <w:rPr>
+          <w:lang w:val="en_US" w:bidi="en_US"/>
+        </w:rPr>
+        <w:t>119:82</w:t>
+      </w:r>
       <w:r>
         <w:rPr>
           <w:lang w:val="en_US" w:bidi="en_US"/>
         </w:rPr>
         <w:t xml:space="preserve">, </w:t>
       </w:r>
-      <w:hyperlink r:id="rId59">
-        <w:r>
-          <w:rPr>
-            <w:lang w:val="en_US" w:bidi="en_US"/>
-          </w:rPr>
-          <w:rPr>
-            <w:color w:val="0000EE"/>
-            <w:u w:val="single"/>
-          </w:rPr>
-          <w:t>84</w:t>
-        </w:r>
-      </w:hyperlink>
+      <w:r>
+        <w:rPr>
+          <w:lang w:val="en_US" w:bidi="en_US"/>
+        </w:rPr>
+        <w:t>84</w:t>
+      </w:r>
       <w:r>
         <w:rPr>
           <w:lang w:val="en_US" w:bidi="en_US"/>
         </w:rPr>
         <w:t xml:space="preserve">; </w:t>
       </w:r>
-      <w:hyperlink r:id="rId60">
-        <w:r>
-          <w:rPr>
-            <w:lang w:val="en_US" w:bidi="en_US"/>
-          </w:rPr>
-          <w:rPr>
-            <w:color w:val="0000EE"/>
-            <w:u w:val="single"/>
-          </w:rPr>
-          <w:t>137:4</w:t>
-        </w:r>
-      </w:hyperlink>
+      <w:r>
+        <w:rPr>
+          <w:lang w:val="en_US" w:bidi="en_US"/>
+        </w:rPr>
+        <w:t>137:4</w:t>
+      </w:r>
       <w:r>
         <w:rPr>
           <w:lang w:val="en_US" w:bidi="en_US"/>
         </w:rPr>
         <w:t xml:space="preserve">; </w:t>
       </w:r>
-      <w:hyperlink r:id="rId24">
-        <w:r>
-          <w:rPr>
-            <w:lang w:val="en_US" w:bidi="en_US"/>
-          </w:rPr>
-          <w:rPr>
-            <w:color w:val="0000EE"/>
-            <w:u w:val="single"/>
-          </w:rPr>
-          <w:t>147:17</w:t>
-        </w:r>
-      </w:hyperlink>
+      <w:r>
+        <w:rPr>
+          <w:lang w:val="en_US" w:bidi="en_US"/>
+        </w:rPr>
+        <w:t>147:17</w:t>
+      </w:r>
       <w:r>
         <w:rPr>
           <w:lang w:val="en_US" w:bidi="en_US"/>
